--- a/Database/Finals/Lab Manual/Lab Manual.docx
+++ b/Database/Finals/Lab Manual/Lab Manual.docx
@@ -983,7 +983,21 @@
         <w:rPr>
           <w:rFonts w:ascii="Cascadia Code" w:hAnsi="Cascadia Code" w:cs="Cascadia Code"/>
         </w:rPr>
-        <w:t>"STD_PHONE" NUMBER(11)</w:t>
+        <w:t xml:space="preserve">"STD_PHONE" </w:t>
+      </w:r>
+      <w:proofErr w:type="gramStart"/>
+      <w:r>
+        <w:rPr>
+          <w:rFonts w:ascii="Cascadia Code" w:hAnsi="Cascadia Code" w:cs="Cascadia Code"/>
+        </w:rPr>
+        <w:t>NUMBER(</w:t>
+      </w:r>
+      <w:proofErr w:type="gramEnd"/>
+      <w:r>
+        <w:rPr>
+          <w:rFonts w:ascii="Cascadia Code" w:hAnsi="Cascadia Code" w:cs="Cascadia Code"/>
+        </w:rPr>
+        <w:t>11)</w:t>
       </w:r>
     </w:p>
     <w:p>
@@ -1317,7 +1331,21 @@
         <w:rPr>
           <w:rFonts w:ascii="Cascadia Code" w:hAnsi="Cascadia Code" w:cs="Cascadia Code"/>
         </w:rPr>
-        <w:t xml:space="preserve">  "NUMBER_OF_USERS" NUMBER(10),</w:t>
+        <w:t xml:space="preserve">  "NUMBER_OF_USERS" </w:t>
+      </w:r>
+      <w:proofErr w:type="gramStart"/>
+      <w:r>
+        <w:rPr>
+          <w:rFonts w:ascii="Cascadia Code" w:hAnsi="Cascadia Code" w:cs="Cascadia Code"/>
+        </w:rPr>
+        <w:t>NUMBER(</w:t>
+      </w:r>
+      <w:proofErr w:type="gramEnd"/>
+      <w:r>
+        <w:rPr>
+          <w:rFonts w:ascii="Cascadia Code" w:hAnsi="Cascadia Code" w:cs="Cascadia Code"/>
+        </w:rPr>
+        <w:t>10),</w:t>
       </w:r>
     </w:p>
     <w:p>
@@ -2106,7 +2134,21 @@
         <w:rPr>
           <w:rFonts w:ascii="Cascadia Code" w:hAnsi="Cascadia Code" w:cs="Cascadia Code"/>
         </w:rPr>
-        <w:t>MODIFY RELIGION VARCHAR(10);</w:t>
+        <w:t xml:space="preserve">MODIFY RELIGION </w:t>
+      </w:r>
+      <w:proofErr w:type="gramStart"/>
+      <w:r>
+        <w:rPr>
+          <w:rFonts w:ascii="Cascadia Code" w:hAnsi="Cascadia Code" w:cs="Cascadia Code"/>
+        </w:rPr>
+        <w:t>VARCHAR(</w:t>
+      </w:r>
+      <w:proofErr w:type="gramEnd"/>
+      <w:r>
+        <w:rPr>
+          <w:rFonts w:ascii="Cascadia Code" w:hAnsi="Cascadia Code" w:cs="Cascadia Code"/>
+        </w:rPr>
+        <w:t>10);</w:t>
       </w:r>
     </w:p>
     <w:p>
@@ -2547,7 +2589,21 @@
         <w:rPr>
           <w:rFonts w:ascii="Cascadia Code" w:hAnsi="Cascadia Code" w:cs="Cascadia Code"/>
         </w:rPr>
-        <w:t xml:space="preserve">  "ID" VARCHAR(10),</w:t>
+        <w:t xml:space="preserve">  "ID" </w:t>
+      </w:r>
+      <w:proofErr w:type="gramStart"/>
+      <w:r>
+        <w:rPr>
+          <w:rFonts w:ascii="Cascadia Code" w:hAnsi="Cascadia Code" w:cs="Cascadia Code"/>
+        </w:rPr>
+        <w:t>VARCHAR(</w:t>
+      </w:r>
+      <w:proofErr w:type="gramEnd"/>
+      <w:r>
+        <w:rPr>
+          <w:rFonts w:ascii="Cascadia Code" w:hAnsi="Cascadia Code" w:cs="Cascadia Code"/>
+        </w:rPr>
+        <w:t>10),</w:t>
       </w:r>
     </w:p>
     <w:p>
@@ -2573,7 +2629,21 @@
         <w:rPr>
           <w:rFonts w:ascii="Cascadia Code" w:hAnsi="Cascadia Code" w:cs="Cascadia Code"/>
         </w:rPr>
-        <w:t xml:space="preserve">  "PASSWORD" NUMBER(10)</w:t>
+        <w:t xml:space="preserve">  "PASSWORD" </w:t>
+      </w:r>
+      <w:proofErr w:type="gramStart"/>
+      <w:r>
+        <w:rPr>
+          <w:rFonts w:ascii="Cascadia Code" w:hAnsi="Cascadia Code" w:cs="Cascadia Code"/>
+        </w:rPr>
+        <w:t>NUMBER(</w:t>
+      </w:r>
+      <w:proofErr w:type="gramEnd"/>
+      <w:r>
+        <w:rPr>
+          <w:rFonts w:ascii="Cascadia Code" w:hAnsi="Cascadia Code" w:cs="Cascadia Code"/>
+        </w:rPr>
+        <w:t>10)</w:t>
       </w:r>
     </w:p>
     <w:p>
@@ -2931,7 +3001,21 @@
         <w:rPr>
           <w:rFonts w:ascii="Cascadia Code" w:hAnsi="Cascadia Code" w:cs="Cascadia Code"/>
         </w:rPr>
-        <w:t>CREATE TABLE  "ST</w:t>
+        <w:t xml:space="preserve">CREATE </w:t>
+      </w:r>
+      <w:proofErr w:type="gramStart"/>
+      <w:r>
+        <w:rPr>
+          <w:rFonts w:ascii="Cascadia Code" w:hAnsi="Cascadia Code" w:cs="Cascadia Code"/>
+        </w:rPr>
+        <w:t>TABLE  "</w:t>
+      </w:r>
+      <w:proofErr w:type="gramEnd"/>
+      <w:r>
+        <w:rPr>
+          <w:rFonts w:ascii="Cascadia Code" w:hAnsi="Cascadia Code" w:cs="Cascadia Code"/>
+        </w:rPr>
+        <w:t>ST</w:t>
       </w:r>
       <w:r>
         <w:rPr>
@@ -2975,7 +3059,21 @@
           <w:rFonts w:ascii="Cascadia Code" w:hAnsi="Cascadia Code" w:cs="Cascadia Code"/>
         </w:rPr>
         <w:tab/>
-        <w:t xml:space="preserve">"STUDENT_ID" NUMBER(3,0) NOT NULL ENABLE, </w:t>
+        <w:t xml:space="preserve">"STUDENT_ID" </w:t>
+      </w:r>
+      <w:proofErr w:type="gramStart"/>
+      <w:r>
+        <w:rPr>
+          <w:rFonts w:ascii="Cascadia Code" w:hAnsi="Cascadia Code" w:cs="Cascadia Code"/>
+        </w:rPr>
+        <w:t>NUMBER(</w:t>
+      </w:r>
+      <w:proofErr w:type="gramEnd"/>
+      <w:r>
+        <w:rPr>
+          <w:rFonts w:ascii="Cascadia Code" w:hAnsi="Cascadia Code" w:cs="Cascadia Code"/>
+        </w:rPr>
+        <w:t xml:space="preserve">3,0) NOT NULL ENABLE, </w:t>
       </w:r>
     </w:p>
     <w:p>
@@ -3003,7 +3101,21 @@
           <w:rFonts w:ascii="Cascadia Code" w:hAnsi="Cascadia Code" w:cs="Cascadia Code"/>
         </w:rPr>
         <w:tab/>
-        <w:t xml:space="preserve">"SUB_MARKS" NUMBER(5,0), </w:t>
+        <w:t xml:space="preserve">"SUB_MARKS" </w:t>
+      </w:r>
+      <w:proofErr w:type="gramStart"/>
+      <w:r>
+        <w:rPr>
+          <w:rFonts w:ascii="Cascadia Code" w:hAnsi="Cascadia Code" w:cs="Cascadia Code"/>
+        </w:rPr>
+        <w:t>NUMBER(</w:t>
+      </w:r>
+      <w:proofErr w:type="gramEnd"/>
+      <w:r>
+        <w:rPr>
+          <w:rFonts w:ascii="Cascadia Code" w:hAnsi="Cascadia Code" w:cs="Cascadia Code"/>
+        </w:rPr>
+        <w:t xml:space="preserve">5,0), </w:t>
       </w:r>
     </w:p>
     <w:p>
@@ -3031,7 +3143,21 @@
           <w:rFonts w:ascii="Cascadia Code" w:hAnsi="Cascadia Code" w:cs="Cascadia Code"/>
         </w:rPr>
         <w:tab/>
-        <w:t xml:space="preserve">"SUB_GRADE" CHAR(1), </w:t>
+        <w:t xml:space="preserve">"SUB_GRADE" </w:t>
+      </w:r>
+      <w:proofErr w:type="gramStart"/>
+      <w:r>
+        <w:rPr>
+          <w:rFonts w:ascii="Cascadia Code" w:hAnsi="Cascadia Code" w:cs="Cascadia Code"/>
+        </w:rPr>
+        <w:t>CHAR(</w:t>
+      </w:r>
+      <w:proofErr w:type="gramEnd"/>
+      <w:r>
+        <w:rPr>
+          <w:rFonts w:ascii="Cascadia Code" w:hAnsi="Cascadia Code" w:cs="Cascadia Code"/>
+        </w:rPr>
+        <w:t xml:space="preserve">1), </w:t>
       </w:r>
     </w:p>
     <w:p>
@@ -3070,6 +3196,7 @@
       <w:r>
         <w:rPr>
           <w:rFonts w:ascii="Cascadia Code" w:hAnsi="Cascadia Code" w:cs="Cascadia Code"/>
+          <w:noProof/>
         </w:rPr>
         <w:lastRenderedPageBreak/>
         <w:drawing>
@@ -3175,6 +3302,7 @@
       <w:r>
         <w:rPr>
           <w:rFonts w:ascii="Cascadia Code" w:hAnsi="Cascadia Code" w:cs="Cascadia Code"/>
+          <w:noProof/>
         </w:rPr>
         <w:drawing>
           <wp:inline distT="0" distB="0" distL="0" distR="0" wp14:anchorId="5A112213" wp14:editId="00519141">
@@ -3255,6 +3383,7 @@
       <w:r>
         <w:rPr>
           <w:rFonts w:ascii="Cascadia Code" w:hAnsi="Cascadia Code" w:cs="Cascadia Code"/>
+          <w:noProof/>
         </w:rPr>
         <w:drawing>
           <wp:inline distT="0" distB="0" distL="0" distR="0" wp14:anchorId="6C9322E1" wp14:editId="7C0421EB">
@@ -3303,7 +3432,21 @@
         <w:rPr>
           <w:rFonts w:ascii="Cascadia Code" w:hAnsi="Cascadia Code" w:cs="Cascadia Code"/>
         </w:rPr>
-        <w:t>INSERT INTO STD_RESULT(STUDENT_ID, STUDENT_NAME, SUB_MARKS, SUB_GPA, SUB_GRADE, SUB_NAME)</w:t>
+        <w:t>INSERT INTO STD_</w:t>
+      </w:r>
+      <w:proofErr w:type="gramStart"/>
+      <w:r>
+        <w:rPr>
+          <w:rFonts w:ascii="Cascadia Code" w:hAnsi="Cascadia Code" w:cs="Cascadia Code"/>
+        </w:rPr>
+        <w:t>RESULT(</w:t>
+      </w:r>
+      <w:proofErr w:type="gramEnd"/>
+      <w:r>
+        <w:rPr>
+          <w:rFonts w:ascii="Cascadia Code" w:hAnsi="Cascadia Code" w:cs="Cascadia Code"/>
+        </w:rPr>
+        <w:t>STUDENT_ID, STUDENT_NAME, SUB_MARKS, SUB_GPA, SUB_GRADE, SUB_NAME)</w:t>
       </w:r>
     </w:p>
     <w:p>
@@ -3328,6 +3471,7 @@
       <w:r>
         <w:rPr>
           <w:rFonts w:ascii="Cascadia Code" w:hAnsi="Cascadia Code" w:cs="Cascadia Code"/>
+          <w:noProof/>
         </w:rPr>
         <w:drawing>
           <wp:inline distT="0" distB="0" distL="0" distR="0" wp14:anchorId="57881FC8" wp14:editId="4E604720">
@@ -3388,6 +3532,7 @@
       <w:r>
         <w:rPr>
           <w:rFonts w:ascii="Cascadia Code" w:hAnsi="Cascadia Code" w:cs="Cascadia Code"/>
+          <w:noProof/>
         </w:rPr>
         <w:drawing>
           <wp:inline distT="0" distB="0" distL="0" distR="0" wp14:anchorId="2A037FA7" wp14:editId="451E4342">
@@ -3437,7 +3582,21 @@
           <w:rFonts w:ascii="Cascadia Code" w:hAnsi="Cascadia Code" w:cs="Cascadia Code"/>
         </w:rPr>
         <w:lastRenderedPageBreak/>
-        <w:t>INSERT INTO STD_RESULT(STUDENT_ID, STUDENT_NAME, SUB_MARKS, SUB_GPA, SUB_GRADE, SUB_NAME)</w:t>
+        <w:t>INSERT INTO STD_</w:t>
+      </w:r>
+      <w:proofErr w:type="gramStart"/>
+      <w:r>
+        <w:rPr>
+          <w:rFonts w:ascii="Cascadia Code" w:hAnsi="Cascadia Code" w:cs="Cascadia Code"/>
+        </w:rPr>
+        <w:t>RESULT(</w:t>
+      </w:r>
+      <w:proofErr w:type="gramEnd"/>
+      <w:r>
+        <w:rPr>
+          <w:rFonts w:ascii="Cascadia Code" w:hAnsi="Cascadia Code" w:cs="Cascadia Code"/>
+        </w:rPr>
+        <w:t>STUDENT_ID, STUDENT_NAME, SUB_MARKS, SUB_GPA, SUB_GRADE, SUB_NAME)</w:t>
       </w:r>
     </w:p>
     <w:p>
@@ -3462,6 +3621,7 @@
       <w:r>
         <w:rPr>
           <w:rFonts w:ascii="Cascadia Code" w:hAnsi="Cascadia Code" w:cs="Cascadia Code"/>
+          <w:noProof/>
         </w:rPr>
         <w:drawing>
           <wp:inline distT="0" distB="0" distL="0" distR="0" wp14:anchorId="5C868975" wp14:editId="3DFD8D00">
@@ -3556,7 +3716,21 @@
         <w:rPr>
           <w:rFonts w:ascii="Cascadia Code" w:hAnsi="Cascadia Code" w:cs="Cascadia Code"/>
         </w:rPr>
-        <w:t>VALUES ('2023-BS-AI-017', 'HAMNA', TO_DATE('01-08-2023', 'DD-MM-YYYY'), '+923669994996', '33100-5555092-0');</w:t>
+        <w:t>VALUES ('2023-BS-AI-017', 'HAMNA', TO_</w:t>
+      </w:r>
+      <w:proofErr w:type="gramStart"/>
+      <w:r>
+        <w:rPr>
+          <w:rFonts w:ascii="Cascadia Code" w:hAnsi="Cascadia Code" w:cs="Cascadia Code"/>
+        </w:rPr>
+        <w:t>DATE(</w:t>
+      </w:r>
+      <w:proofErr w:type="gramEnd"/>
+      <w:r>
+        <w:rPr>
+          <w:rFonts w:ascii="Cascadia Code" w:hAnsi="Cascadia Code" w:cs="Cascadia Code"/>
+        </w:rPr>
+        <w:t>'01-08-2023', 'DD-MM-YYYY'), '+923669994996', '33100-5555092-0');</w:t>
       </w:r>
     </w:p>
     <w:p>
@@ -3615,7 +3789,21 @@
         <w:rPr>
           <w:rFonts w:ascii="Cascadia Code" w:hAnsi="Cascadia Code" w:cs="Cascadia Code"/>
         </w:rPr>
-        <w:t>VALUES ('2023-BS-AI-020', 'MISHAL', TO_DATE('22-08-2023', 'DD-MM-YYYY'), '+923998865409', '33100-59875347-0')</w:t>
+        <w:t>VALUES ('2023-BS-AI-020', 'MISHAL', TO_</w:t>
+      </w:r>
+      <w:proofErr w:type="gramStart"/>
+      <w:r>
+        <w:rPr>
+          <w:rFonts w:ascii="Cascadia Code" w:hAnsi="Cascadia Code" w:cs="Cascadia Code"/>
+        </w:rPr>
+        <w:t>DATE(</w:t>
+      </w:r>
+      <w:proofErr w:type="gramEnd"/>
+      <w:r>
+        <w:rPr>
+          <w:rFonts w:ascii="Cascadia Code" w:hAnsi="Cascadia Code" w:cs="Cascadia Code"/>
+        </w:rPr>
+        <w:t>'22-08-2023', 'DD-MM-YYYY'), '+923998865409', '33100-59875347-0')</w:t>
       </w:r>
     </w:p>
     <w:p>
@@ -3641,7 +3829,21 @@
         <w:rPr>
           <w:rFonts w:ascii="Cascadia Code" w:hAnsi="Cascadia Code" w:cs="Cascadia Code"/>
         </w:rPr>
-        <w:t>VALUES ('2023-BS-AI-021', 'YUMNA', TO_DATE('24-08-2023', 'DD-MM-YYYY'), '+923998654408', '33100-75314579-0')</w:t>
+        <w:t>VALUES ('2023-BS-AI-021', 'YUMNA', TO_</w:t>
+      </w:r>
+      <w:proofErr w:type="gramStart"/>
+      <w:r>
+        <w:rPr>
+          <w:rFonts w:ascii="Cascadia Code" w:hAnsi="Cascadia Code" w:cs="Cascadia Code"/>
+        </w:rPr>
+        <w:t>DATE(</w:t>
+      </w:r>
+      <w:proofErr w:type="gramEnd"/>
+      <w:r>
+        <w:rPr>
+          <w:rFonts w:ascii="Cascadia Code" w:hAnsi="Cascadia Code" w:cs="Cascadia Code"/>
+        </w:rPr>
+        <w:t>'24-08-2023', 'DD-MM-YYYY'), '+923998654408', '33100-75314579-0')</w:t>
       </w:r>
     </w:p>
     <w:p>
@@ -3856,7 +4058,21 @@
         <w:rPr>
           <w:rFonts w:ascii="Cascadia Code" w:hAnsi="Cascadia Code" w:cs="Cascadia Code"/>
         </w:rPr>
-        <w:t xml:space="preserve">    NAME VARCHAR(100) NOT NULL,</w:t>
+        <w:t xml:space="preserve">    NAME </w:t>
+      </w:r>
+      <w:proofErr w:type="gramStart"/>
+      <w:r>
+        <w:rPr>
+          <w:rFonts w:ascii="Cascadia Code" w:hAnsi="Cascadia Code" w:cs="Cascadia Code"/>
+        </w:rPr>
+        <w:t>VARCHAR(</w:t>
+      </w:r>
+      <w:proofErr w:type="gramEnd"/>
+      <w:r>
+        <w:rPr>
+          <w:rFonts w:ascii="Cascadia Code" w:hAnsi="Cascadia Code" w:cs="Cascadia Code"/>
+        </w:rPr>
+        <w:t>100) NOT NULL,</w:t>
       </w:r>
     </w:p>
     <w:p>
@@ -3882,7 +4098,21 @@
         <w:rPr>
           <w:rFonts w:ascii="Cascadia Code" w:hAnsi="Cascadia Code" w:cs="Cascadia Code"/>
         </w:rPr>
-        <w:t xml:space="preserve">    DISEASE VARCHAR(100) UNIQUE</w:t>
+        <w:t xml:space="preserve">    DISEASE </w:t>
+      </w:r>
+      <w:proofErr w:type="gramStart"/>
+      <w:r>
+        <w:rPr>
+          <w:rFonts w:ascii="Cascadia Code" w:hAnsi="Cascadia Code" w:cs="Cascadia Code"/>
+        </w:rPr>
+        <w:t>VARCHAR(</w:t>
+      </w:r>
+      <w:proofErr w:type="gramEnd"/>
+      <w:r>
+        <w:rPr>
+          <w:rFonts w:ascii="Cascadia Code" w:hAnsi="Cascadia Code" w:cs="Cascadia Code"/>
+        </w:rPr>
+        <w:t>100) UNIQUE</w:t>
       </w:r>
     </w:p>
     <w:p>
@@ -4010,7 +4240,21 @@
         <w:rPr>
           <w:rFonts w:ascii="Cascadia Code" w:hAnsi="Cascadia Code" w:cs="Cascadia Code"/>
         </w:rPr>
-        <w:t>ADD DOCTOR_NAME VARCHAR(100);</w:t>
+        <w:t xml:space="preserve">ADD DOCTOR_NAME </w:t>
+      </w:r>
+      <w:proofErr w:type="gramStart"/>
+      <w:r>
+        <w:rPr>
+          <w:rFonts w:ascii="Cascadia Code" w:hAnsi="Cascadia Code" w:cs="Cascadia Code"/>
+        </w:rPr>
+        <w:t>VARCHAR(</w:t>
+      </w:r>
+      <w:proofErr w:type="gramEnd"/>
+      <w:r>
+        <w:rPr>
+          <w:rFonts w:ascii="Cascadia Code" w:hAnsi="Cascadia Code" w:cs="Cascadia Code"/>
+        </w:rPr>
+        <w:t>100);</w:t>
       </w:r>
     </w:p>
     <w:p>
@@ -5478,6 +5722,35 @@
     </w:p>
     <w:p>
       <w:pPr>
+        <w:spacing w:line="256" w:lineRule="auto"/>
+        <w:rPr>
+          <w:rFonts w:ascii="Times New Roman" w:eastAsia="Calibri" w:hAnsi="Times New Roman" w:cs="Times New Roman"/>
+          <w:b/>
+          <w:bCs/>
+          <w:sz w:val="32"/>
+          <w:szCs w:val="32"/>
+        </w:rPr>
+      </w:pPr>
+      <w:r>
+        <w:rPr>
+          <w:rFonts w:ascii="Times New Roman" w:eastAsia="Calibri" w:hAnsi="Times New Roman" w:cs="Times New Roman"/>
+          <w:b/>
+          <w:bCs/>
+          <w:sz w:val="32"/>
+          <w:szCs w:val="32"/>
+        </w:rPr>
+        <w:t xml:space="preserve">Result: </w:t>
+      </w:r>
+    </w:p>
+    <w:p>
+      <w:pPr>
+        <w:rPr>
+          <w:rFonts w:ascii="Cascadia Code" w:hAnsi="Cascadia Code" w:cs="Cascadia Code"/>
+        </w:rPr>
+      </w:pPr>
+    </w:p>
+    <w:p>
+      <w:pPr>
         <w:rPr>
           <w:rFonts w:ascii="Cascadia Code" w:hAnsi="Cascadia Code" w:cs="Cascadia Code"/>
         </w:rPr>
@@ -5487,7 +5760,6 @@
           <w:rFonts w:ascii="Cascadia Code" w:hAnsi="Cascadia Code" w:cs="Cascadia Code"/>
           <w:noProof/>
         </w:rPr>
-        <w:lastRenderedPageBreak/>
         <w:drawing>
           <wp:inline distT="0" distB="0" distL="0" distR="0" wp14:anchorId="6CD226B0" wp14:editId="2D30F778">
             <wp:extent cx="5731510" cy="2369185"/>
@@ -5599,6 +5871,35 @@
           <w:rFonts w:ascii="Cascadia Code" w:hAnsi="Cascadia Code" w:cs="Cascadia Code"/>
         </w:rPr>
       </w:pPr>
+    </w:p>
+    <w:p>
+      <w:pPr>
+        <w:spacing w:line="256" w:lineRule="auto"/>
+        <w:rPr>
+          <w:rFonts w:ascii="Times New Roman" w:eastAsia="Calibri" w:hAnsi="Times New Roman" w:cs="Times New Roman"/>
+          <w:b/>
+          <w:bCs/>
+          <w:sz w:val="32"/>
+          <w:szCs w:val="32"/>
+        </w:rPr>
+      </w:pPr>
+      <w:r>
+        <w:rPr>
+          <w:rFonts w:ascii="Times New Roman" w:eastAsia="Calibri" w:hAnsi="Times New Roman" w:cs="Times New Roman"/>
+          <w:b/>
+          <w:bCs/>
+          <w:sz w:val="32"/>
+          <w:szCs w:val="32"/>
+        </w:rPr>
+        <w:t xml:space="preserve">Result: </w:t>
+      </w:r>
+    </w:p>
+    <w:p>
+      <w:pPr>
+        <w:rPr>
+          <w:rFonts w:ascii="Cascadia Code" w:hAnsi="Cascadia Code" w:cs="Cascadia Code"/>
+        </w:rPr>
+      </w:pPr>
       <w:r>
         <w:rPr>
           <w:rFonts w:ascii="Cascadia Code" w:hAnsi="Cascadia Code" w:cs="Cascadia Code"/>
@@ -5697,6 +5998,28 @@
     </w:p>
     <w:p>
       <w:pPr>
+        <w:spacing w:line="256" w:lineRule="auto"/>
+        <w:rPr>
+          <w:rFonts w:ascii="Times New Roman" w:eastAsia="Calibri" w:hAnsi="Times New Roman" w:cs="Times New Roman"/>
+          <w:b/>
+          <w:bCs/>
+          <w:sz w:val="32"/>
+          <w:szCs w:val="32"/>
+        </w:rPr>
+      </w:pPr>
+      <w:r>
+        <w:rPr>
+          <w:rFonts w:ascii="Times New Roman" w:eastAsia="Calibri" w:hAnsi="Times New Roman" w:cs="Times New Roman"/>
+          <w:b/>
+          <w:bCs/>
+          <w:sz w:val="32"/>
+          <w:szCs w:val="32"/>
+        </w:rPr>
+        <w:t xml:space="preserve">Result: </w:t>
+      </w:r>
+    </w:p>
+    <w:p>
+      <w:pPr>
         <w:rPr>
           <w:rFonts w:ascii="Cascadia Code" w:hAnsi="Cascadia Code" w:cs="Cascadia Code"/>
         </w:rPr>
@@ -5706,6 +6029,7 @@
           <w:rFonts w:ascii="Cascadia Code" w:hAnsi="Cascadia Code" w:cs="Cascadia Code"/>
           <w:noProof/>
         </w:rPr>
+        <w:lastRenderedPageBreak/>
         <w:drawing>
           <wp:inline distT="0" distB="0" distL="0" distR="0" wp14:anchorId="01166AFB" wp14:editId="1BC9CCCC">
             <wp:extent cx="5731510" cy="2328545"/>
@@ -5773,7 +6097,6 @@
         <w:rPr>
           <w:rFonts w:ascii="Cascadia Code" w:hAnsi="Cascadia Code" w:cs="Cascadia Code"/>
         </w:rPr>
-        <w:lastRenderedPageBreak/>
         <w:t>FROM employees</w:t>
       </w:r>
     </w:p>
@@ -5787,20 +6110,48 @@
         <w:rPr>
           <w:rFonts w:ascii="Cascadia Code" w:hAnsi="Cascadia Code" w:cs="Cascadia Code"/>
         </w:rPr>
-        <w:t xml:space="preserve">WHERE HIRE_DATE BETWEEN TO_DATE('21-SEP-89', 'DD-MON-YY') </w:t>
-      </w:r>
-    </w:p>
-    <w:p>
-      <w:pPr>
-        <w:rPr>
-          <w:rFonts w:ascii="Cascadia Code" w:hAnsi="Cascadia Code" w:cs="Cascadia Code"/>
-        </w:rPr>
-      </w:pPr>
-      <w:r>
-        <w:rPr>
-          <w:rFonts w:ascii="Cascadia Code" w:hAnsi="Cascadia Code" w:cs="Cascadia Code"/>
-        </w:rPr>
-        <w:t xml:space="preserve">                     AND TO_DATE('16-AUG-94', 'DD-MON-YY');</w:t>
+        <w:t>WHERE HIRE_DATE BETWEEN TO_</w:t>
+      </w:r>
+      <w:proofErr w:type="gramStart"/>
+      <w:r>
+        <w:rPr>
+          <w:rFonts w:ascii="Cascadia Code" w:hAnsi="Cascadia Code" w:cs="Cascadia Code"/>
+        </w:rPr>
+        <w:t>DATE(</w:t>
+      </w:r>
+      <w:proofErr w:type="gramEnd"/>
+      <w:r>
+        <w:rPr>
+          <w:rFonts w:ascii="Cascadia Code" w:hAnsi="Cascadia Code" w:cs="Cascadia Code"/>
+        </w:rPr>
+        <w:t xml:space="preserve">'21-SEP-89', 'DD-MON-YY') </w:t>
+      </w:r>
+    </w:p>
+    <w:p>
+      <w:pPr>
+        <w:rPr>
+          <w:rFonts w:ascii="Cascadia Code" w:hAnsi="Cascadia Code" w:cs="Cascadia Code"/>
+        </w:rPr>
+      </w:pPr>
+      <w:r>
+        <w:rPr>
+          <w:rFonts w:ascii="Cascadia Code" w:hAnsi="Cascadia Code" w:cs="Cascadia Code"/>
+        </w:rPr>
+        <w:t xml:space="preserve">                     AND TO_</w:t>
+      </w:r>
+      <w:proofErr w:type="gramStart"/>
+      <w:r>
+        <w:rPr>
+          <w:rFonts w:ascii="Cascadia Code" w:hAnsi="Cascadia Code" w:cs="Cascadia Code"/>
+        </w:rPr>
+        <w:t>DATE(</w:t>
+      </w:r>
+      <w:proofErr w:type="gramEnd"/>
+      <w:r>
+        <w:rPr>
+          <w:rFonts w:ascii="Cascadia Code" w:hAnsi="Cascadia Code" w:cs="Cascadia Code"/>
+        </w:rPr>
+        <w:t>'16-AUG-94', 'DD-MON-YY');</w:t>
       </w:r>
     </w:p>
     <w:p>
@@ -5854,6 +6205,28 @@
           <w:rFonts w:ascii="Cascadia Code" w:hAnsi="Cascadia Code" w:cs="Cascadia Code"/>
         </w:rPr>
         <w:t>WHERE LAST_NAME IN ('Jake', 'Lee', 'Kumar');</w:t>
+      </w:r>
+    </w:p>
+    <w:p>
+      <w:pPr>
+        <w:spacing w:line="256" w:lineRule="auto"/>
+        <w:rPr>
+          <w:rFonts w:ascii="Times New Roman" w:eastAsia="Calibri" w:hAnsi="Times New Roman" w:cs="Times New Roman"/>
+          <w:b/>
+          <w:bCs/>
+          <w:sz w:val="32"/>
+          <w:szCs w:val="32"/>
+        </w:rPr>
+      </w:pPr>
+      <w:r>
+        <w:rPr>
+          <w:rFonts w:ascii="Times New Roman" w:eastAsia="Calibri" w:hAnsi="Times New Roman" w:cs="Times New Roman"/>
+          <w:b/>
+          <w:bCs/>
+          <w:sz w:val="32"/>
+          <w:szCs w:val="32"/>
+        </w:rPr>
+        <w:t xml:space="preserve">Result: </w:t>
       </w:r>
     </w:p>
     <w:p>
@@ -6000,6 +6373,29 @@
     </w:p>
     <w:p>
       <w:pPr>
+        <w:spacing w:line="256" w:lineRule="auto"/>
+        <w:rPr>
+          <w:rFonts w:ascii="Times New Roman" w:eastAsia="Calibri" w:hAnsi="Times New Roman" w:cs="Times New Roman"/>
+          <w:b/>
+          <w:bCs/>
+          <w:sz w:val="32"/>
+          <w:szCs w:val="32"/>
+        </w:rPr>
+      </w:pPr>
+      <w:r>
+        <w:rPr>
+          <w:rFonts w:ascii="Times New Roman" w:eastAsia="Calibri" w:hAnsi="Times New Roman" w:cs="Times New Roman"/>
+          <w:b/>
+          <w:bCs/>
+          <w:sz w:val="32"/>
+          <w:szCs w:val="32"/>
+        </w:rPr>
+        <w:lastRenderedPageBreak/>
+        <w:t xml:space="preserve">Result: </w:t>
+      </w:r>
+    </w:p>
+    <w:p>
+      <w:pPr>
         <w:rPr>
           <w:rFonts w:ascii="Cascadia Code" w:hAnsi="Cascadia Code" w:cs="Cascadia Code"/>
         </w:rPr>
@@ -6097,7 +6493,6 @@
         <w:rPr>
           <w:rFonts w:ascii="Cascadia Code" w:hAnsi="Cascadia Code" w:cs="Cascadia Code"/>
         </w:rPr>
-        <w:lastRenderedPageBreak/>
         <w:t>WHERE SALARY &gt; 200</w:t>
       </w:r>
     </w:p>
@@ -6112,6 +6507,35 @@
           <w:rFonts w:ascii="Cascadia Code" w:hAnsi="Cascadia Code" w:cs="Cascadia Code"/>
         </w:rPr>
         <w:t>AND JOB_ID LIKE'%IT_PROG%';</w:t>
+      </w:r>
+    </w:p>
+    <w:p>
+      <w:pPr>
+        <w:rPr>
+          <w:rFonts w:ascii="Cascadia Code" w:hAnsi="Cascadia Code" w:cs="Cascadia Code"/>
+        </w:rPr>
+      </w:pPr>
+    </w:p>
+    <w:p>
+      <w:pPr>
+        <w:spacing w:line="256" w:lineRule="auto"/>
+        <w:rPr>
+          <w:rFonts w:ascii="Times New Roman" w:eastAsia="Calibri" w:hAnsi="Times New Roman" w:cs="Times New Roman"/>
+          <w:b/>
+          <w:bCs/>
+          <w:sz w:val="32"/>
+          <w:szCs w:val="32"/>
+        </w:rPr>
+      </w:pPr>
+      <w:r>
+        <w:rPr>
+          <w:rFonts w:ascii="Times New Roman" w:eastAsia="Calibri" w:hAnsi="Times New Roman" w:cs="Times New Roman"/>
+          <w:b/>
+          <w:bCs/>
+          <w:sz w:val="32"/>
+          <w:szCs w:val="32"/>
+        </w:rPr>
+        <w:t xml:space="preserve">Result: </w:t>
       </w:r>
     </w:p>
     <w:p>
@@ -6238,6 +6662,29 @@
     </w:p>
     <w:p>
       <w:pPr>
+        <w:spacing w:line="256" w:lineRule="auto"/>
+        <w:rPr>
+          <w:rFonts w:ascii="Times New Roman" w:eastAsia="Calibri" w:hAnsi="Times New Roman" w:cs="Times New Roman"/>
+          <w:b/>
+          <w:bCs/>
+          <w:sz w:val="32"/>
+          <w:szCs w:val="32"/>
+        </w:rPr>
+      </w:pPr>
+      <w:r>
+        <w:rPr>
+          <w:rFonts w:ascii="Times New Roman" w:eastAsia="Calibri" w:hAnsi="Times New Roman" w:cs="Times New Roman"/>
+          <w:b/>
+          <w:bCs/>
+          <w:sz w:val="32"/>
+          <w:szCs w:val="32"/>
+        </w:rPr>
+        <w:lastRenderedPageBreak/>
+        <w:t xml:space="preserve">Result: </w:t>
+      </w:r>
+    </w:p>
+    <w:p>
+      <w:pPr>
         <w:rPr>
           <w:rFonts w:ascii="Cascadia Code" w:hAnsi="Cascadia Code" w:cs="Cascadia Code"/>
         </w:rPr>
@@ -6352,6 +6799,28 @@
     </w:p>
     <w:p>
       <w:pPr>
+        <w:spacing w:line="256" w:lineRule="auto"/>
+        <w:rPr>
+          <w:rFonts w:ascii="Times New Roman" w:eastAsia="Calibri" w:hAnsi="Times New Roman" w:cs="Times New Roman"/>
+          <w:b/>
+          <w:bCs/>
+          <w:sz w:val="32"/>
+          <w:szCs w:val="32"/>
+        </w:rPr>
+      </w:pPr>
+      <w:r>
+        <w:rPr>
+          <w:rFonts w:ascii="Times New Roman" w:eastAsia="Calibri" w:hAnsi="Times New Roman" w:cs="Times New Roman"/>
+          <w:b/>
+          <w:bCs/>
+          <w:sz w:val="32"/>
+          <w:szCs w:val="32"/>
+        </w:rPr>
+        <w:t xml:space="preserve">Result: </w:t>
+      </w:r>
+    </w:p>
+    <w:p>
+      <w:pPr>
         <w:rPr>
           <w:rFonts w:ascii="Cascadia Code" w:hAnsi="Cascadia Code" w:cs="Cascadia Code"/>
         </w:rPr>
@@ -6368,7 +6837,6 @@
           <w:rFonts w:ascii="Cascadia Code" w:hAnsi="Cascadia Code" w:cs="Cascadia Code"/>
           <w:noProof/>
         </w:rPr>
-        <w:lastRenderedPageBreak/>
         <w:drawing>
           <wp:inline distT="0" distB="0" distL="0" distR="0" wp14:anchorId="6E29DF3B" wp14:editId="354DF457">
             <wp:extent cx="5731510" cy="2168525"/>
@@ -6482,6 +6950,28 @@
     </w:p>
     <w:p>
       <w:pPr>
+        <w:spacing w:line="256" w:lineRule="auto"/>
+        <w:rPr>
+          <w:rFonts w:ascii="Times New Roman" w:eastAsia="Calibri" w:hAnsi="Times New Roman" w:cs="Times New Roman"/>
+          <w:b/>
+          <w:bCs/>
+          <w:sz w:val="32"/>
+          <w:szCs w:val="32"/>
+        </w:rPr>
+      </w:pPr>
+      <w:r>
+        <w:rPr>
+          <w:rFonts w:ascii="Times New Roman" w:eastAsia="Calibri" w:hAnsi="Times New Roman" w:cs="Times New Roman"/>
+          <w:b/>
+          <w:bCs/>
+          <w:sz w:val="32"/>
+          <w:szCs w:val="32"/>
+        </w:rPr>
+        <w:t xml:space="preserve">Result: </w:t>
+      </w:r>
+    </w:p>
+    <w:p>
+      <w:pPr>
         <w:rPr>
           <w:rFonts w:ascii="Cascadia Code" w:hAnsi="Cascadia Code" w:cs="Cascadia Code"/>
         </w:rPr>
@@ -6498,6 +6988,7 @@
           <w:rFonts w:ascii="Cascadia Code" w:hAnsi="Cascadia Code" w:cs="Cascadia Code"/>
           <w:noProof/>
         </w:rPr>
+        <w:lastRenderedPageBreak/>
         <w:drawing>
           <wp:inline distT="0" distB="0" distL="0" distR="0" wp14:anchorId="0FD41295" wp14:editId="2F0A22C9">
             <wp:extent cx="5731510" cy="1365250"/>
@@ -6552,7 +7043,21 @@
         <w:rPr>
           <w:rFonts w:ascii="Cascadia Code" w:hAnsi="Cascadia Code" w:cs="Cascadia Code"/>
         </w:rPr>
-        <w:t>SELECT LAST_NAME,JOB_ID,SALARY</w:t>
+        <w:t>SELECT LAST_</w:t>
+      </w:r>
+      <w:proofErr w:type="gramStart"/>
+      <w:r>
+        <w:rPr>
+          <w:rFonts w:ascii="Cascadia Code" w:hAnsi="Cascadia Code" w:cs="Cascadia Code"/>
+        </w:rPr>
+        <w:t>NAME,JOB</w:t>
+      </w:r>
+      <w:proofErr w:type="gramEnd"/>
+      <w:r>
+        <w:rPr>
+          <w:rFonts w:ascii="Cascadia Code" w:hAnsi="Cascadia Code" w:cs="Cascadia Code"/>
+        </w:rPr>
+        <w:t>_ID,SALARY</w:t>
       </w:r>
     </w:p>
     <w:p>
@@ -6609,6 +7114,28 @@
     </w:p>
     <w:p>
       <w:pPr>
+        <w:spacing w:line="256" w:lineRule="auto"/>
+        <w:rPr>
+          <w:rFonts w:ascii="Times New Roman" w:eastAsia="Calibri" w:hAnsi="Times New Roman" w:cs="Times New Roman"/>
+          <w:b/>
+          <w:bCs/>
+          <w:sz w:val="32"/>
+          <w:szCs w:val="32"/>
+        </w:rPr>
+      </w:pPr>
+      <w:r>
+        <w:rPr>
+          <w:rFonts w:ascii="Times New Roman" w:eastAsia="Calibri" w:hAnsi="Times New Roman" w:cs="Times New Roman"/>
+          <w:b/>
+          <w:bCs/>
+          <w:sz w:val="32"/>
+          <w:szCs w:val="32"/>
+        </w:rPr>
+        <w:t xml:space="preserve">Result: </w:t>
+      </w:r>
+    </w:p>
+    <w:p>
+      <w:pPr>
         <w:rPr>
           <w:rFonts w:ascii="Cascadia Code" w:hAnsi="Cascadia Code" w:cs="Cascadia Code"/>
         </w:rPr>
@@ -6618,7 +7145,6 @@
           <w:rFonts w:ascii="Cascadia Code" w:hAnsi="Cascadia Code" w:cs="Cascadia Code"/>
           <w:noProof/>
         </w:rPr>
-        <w:lastRenderedPageBreak/>
         <w:drawing>
           <wp:inline distT="0" distB="0" distL="0" distR="0" wp14:anchorId="14F3245F" wp14:editId="0225C5EE">
             <wp:extent cx="5731510" cy="2694305"/>
@@ -6673,7 +7199,21 @@
         <w:rPr>
           <w:rFonts w:ascii="Cascadia Code" w:hAnsi="Cascadia Code" w:cs="Cascadia Code"/>
         </w:rPr>
-        <w:t>SELECT LAST_NAME,JOB_ID,SALARY</w:t>
+        <w:t>SELECT LAST_</w:t>
+      </w:r>
+      <w:proofErr w:type="gramStart"/>
+      <w:r>
+        <w:rPr>
+          <w:rFonts w:ascii="Cascadia Code" w:hAnsi="Cascadia Code" w:cs="Cascadia Code"/>
+        </w:rPr>
+        <w:t>NAME,JOB</w:t>
+      </w:r>
+      <w:proofErr w:type="gramEnd"/>
+      <w:r>
+        <w:rPr>
+          <w:rFonts w:ascii="Cascadia Code" w:hAnsi="Cascadia Code" w:cs="Cascadia Code"/>
+        </w:rPr>
+        <w:t>_ID,SALARY</w:t>
       </w:r>
     </w:p>
     <w:p>
@@ -6730,6 +7270,28 @@
     </w:p>
     <w:p>
       <w:pPr>
+        <w:spacing w:line="256" w:lineRule="auto"/>
+        <w:rPr>
+          <w:rFonts w:ascii="Times New Roman" w:eastAsia="Calibri" w:hAnsi="Times New Roman" w:cs="Times New Roman"/>
+          <w:b/>
+          <w:bCs/>
+          <w:sz w:val="32"/>
+          <w:szCs w:val="32"/>
+        </w:rPr>
+      </w:pPr>
+      <w:r>
+        <w:rPr>
+          <w:rFonts w:ascii="Times New Roman" w:eastAsia="Calibri" w:hAnsi="Times New Roman" w:cs="Times New Roman"/>
+          <w:b/>
+          <w:bCs/>
+          <w:sz w:val="32"/>
+          <w:szCs w:val="32"/>
+        </w:rPr>
+        <w:t xml:space="preserve">Result: </w:t>
+      </w:r>
+    </w:p>
+    <w:p>
+      <w:pPr>
         <w:rPr>
           <w:rFonts w:ascii="Cascadia Code" w:hAnsi="Cascadia Code" w:cs="Cascadia Code"/>
         </w:rPr>
@@ -6746,6 +7308,7 @@
           <w:rFonts w:ascii="Cascadia Code" w:hAnsi="Cascadia Code" w:cs="Cascadia Code"/>
           <w:noProof/>
         </w:rPr>
+        <w:lastRenderedPageBreak/>
         <w:drawing>
           <wp:inline distT="0" distB="0" distL="0" distR="0" wp14:anchorId="66625EDD" wp14:editId="0E07EC45">
             <wp:extent cx="5731510" cy="1152525"/>
@@ -6831,6 +7394,28 @@
     </w:p>
     <w:p>
       <w:pPr>
+        <w:spacing w:line="256" w:lineRule="auto"/>
+        <w:rPr>
+          <w:rFonts w:ascii="Times New Roman" w:eastAsia="Calibri" w:hAnsi="Times New Roman" w:cs="Times New Roman"/>
+          <w:b/>
+          <w:bCs/>
+          <w:sz w:val="32"/>
+          <w:szCs w:val="32"/>
+        </w:rPr>
+      </w:pPr>
+      <w:r>
+        <w:rPr>
+          <w:rFonts w:ascii="Times New Roman" w:eastAsia="Calibri" w:hAnsi="Times New Roman" w:cs="Times New Roman"/>
+          <w:b/>
+          <w:bCs/>
+          <w:sz w:val="32"/>
+          <w:szCs w:val="32"/>
+        </w:rPr>
+        <w:t xml:space="preserve">Result: </w:t>
+      </w:r>
+    </w:p>
+    <w:p>
+      <w:pPr>
         <w:rPr>
           <w:rFonts w:ascii="Cascadia Code" w:hAnsi="Cascadia Code" w:cs="Cascadia Code"/>
         </w:rPr>
@@ -6840,7 +7425,6 @@
           <w:rFonts w:ascii="Cascadia Code" w:hAnsi="Cascadia Code" w:cs="Cascadia Code"/>
           <w:noProof/>
         </w:rPr>
-        <w:lastRenderedPageBreak/>
         <w:drawing>
           <wp:inline distT="0" distB="0" distL="0" distR="0" wp14:anchorId="10578F4F" wp14:editId="011DB39F">
             <wp:extent cx="5731510" cy="2717165"/>
@@ -6878,13 +7462,762 @@
         </w:drawing>
       </w:r>
     </w:p>
+    <w:p>
+      <w:pPr>
+        <w:rPr>
+          <w:rFonts w:ascii="Cascadia Code" w:hAnsi="Cascadia Code" w:cs="Cascadia Code"/>
+        </w:rPr>
+      </w:pPr>
+    </w:p>
+    <w:p>
+      <w:pPr>
+        <w:rPr>
+          <w:rFonts w:ascii="Cascadia Code" w:hAnsi="Cascadia Code" w:cs="Cascadia Code"/>
+        </w:rPr>
+      </w:pPr>
+      <w:r>
+        <w:rPr>
+          <w:rFonts w:ascii="Cascadia Code" w:hAnsi="Cascadia Code" w:cs="Cascadia Code"/>
+        </w:rPr>
+        <w:t>Lab 7: Lab Test using DDL and DML Queries</w:t>
+      </w:r>
+    </w:p>
+    <w:p>
+      <w:pPr>
+        <w:rPr>
+          <w:rFonts w:ascii="Cascadia Code" w:hAnsi="Cascadia Code" w:cs="Cascadia Code"/>
+        </w:rPr>
+      </w:pPr>
+    </w:p>
+    <w:p>
+      <w:pPr>
+        <w:rPr>
+          <w:rFonts w:ascii="Cascadia Code" w:hAnsi="Cascadia Code" w:cs="Cascadia Code"/>
+        </w:rPr>
+      </w:pPr>
+      <w:r>
+        <w:rPr>
+          <w:rFonts w:ascii="Cascadia Code" w:hAnsi="Cascadia Code" w:cs="Cascadia Code"/>
+        </w:rPr>
+        <w:t>CREATE TABLE MONTHLY_SALES (</w:t>
+      </w:r>
+    </w:p>
+    <w:p>
+      <w:pPr>
+        <w:rPr>
+          <w:rFonts w:ascii="Cascadia Code" w:hAnsi="Cascadia Code" w:cs="Cascadia Code"/>
+        </w:rPr>
+      </w:pPr>
+      <w:r>
+        <w:rPr>
+          <w:rFonts w:ascii="Cascadia Code" w:hAnsi="Cascadia Code" w:cs="Cascadia Code"/>
+        </w:rPr>
+        <w:t xml:space="preserve">    CUST_ID NUMBER, </w:t>
+      </w:r>
+    </w:p>
+    <w:p>
+      <w:pPr>
+        <w:rPr>
+          <w:rFonts w:ascii="Cascadia Code" w:hAnsi="Cascadia Code" w:cs="Cascadia Code"/>
+        </w:rPr>
+      </w:pPr>
+      <w:r>
+        <w:rPr>
+          <w:rFonts w:ascii="Cascadia Code" w:hAnsi="Cascadia Code" w:cs="Cascadia Code"/>
+        </w:rPr>
+        <w:t xml:space="preserve">    PROD_ID NUMBER, </w:t>
+      </w:r>
+    </w:p>
+    <w:p>
+      <w:pPr>
+        <w:rPr>
+          <w:rFonts w:ascii="Cascadia Code" w:hAnsi="Cascadia Code" w:cs="Cascadia Code"/>
+        </w:rPr>
+      </w:pPr>
+      <w:r>
+        <w:rPr>
+          <w:rFonts w:ascii="Cascadia Code" w:hAnsi="Cascadia Code" w:cs="Cascadia Code"/>
+        </w:rPr>
+        <w:t xml:space="preserve">    PROD_NAME VARCHAR2(50), </w:t>
+      </w:r>
+    </w:p>
+    <w:p>
+      <w:pPr>
+        <w:rPr>
+          <w:rFonts w:ascii="Cascadia Code" w:hAnsi="Cascadia Code" w:cs="Cascadia Code"/>
+        </w:rPr>
+      </w:pPr>
+      <w:r>
+        <w:rPr>
+          <w:rFonts w:ascii="Cascadia Code" w:hAnsi="Cascadia Code" w:cs="Cascadia Code"/>
+        </w:rPr>
+        <w:t xml:space="preserve">    PRICE </w:t>
+      </w:r>
+      <w:proofErr w:type="gramStart"/>
+      <w:r>
+        <w:rPr>
+          <w:rFonts w:ascii="Cascadia Code" w:hAnsi="Cascadia Code" w:cs="Cascadia Code"/>
+        </w:rPr>
+        <w:t>NUMBER(</w:t>
+      </w:r>
+      <w:proofErr w:type="gramEnd"/>
+      <w:r>
+        <w:rPr>
+          <w:rFonts w:ascii="Cascadia Code" w:hAnsi="Cascadia Code" w:cs="Cascadia Code"/>
+        </w:rPr>
+        <w:t xml:space="preserve">10,2), </w:t>
+      </w:r>
+    </w:p>
+    <w:p>
+      <w:pPr>
+        <w:rPr>
+          <w:rFonts w:ascii="Cascadia Code" w:hAnsi="Cascadia Code" w:cs="Cascadia Code"/>
+        </w:rPr>
+      </w:pPr>
+      <w:r>
+        <w:rPr>
+          <w:rFonts w:ascii="Cascadia Code" w:hAnsi="Cascadia Code" w:cs="Cascadia Code"/>
+        </w:rPr>
+        <w:t xml:space="preserve">    BILL_TOTAL </w:t>
+      </w:r>
+      <w:proofErr w:type="gramStart"/>
+      <w:r>
+        <w:rPr>
+          <w:rFonts w:ascii="Cascadia Code" w:hAnsi="Cascadia Code" w:cs="Cascadia Code"/>
+        </w:rPr>
+        <w:t>DECIMAL</w:t>
+      </w:r>
+      <w:r>
+        <w:rPr>
+          <w:rFonts w:ascii="Cascadia Code" w:hAnsi="Cascadia Code" w:cs="Cascadia Code"/>
+        </w:rPr>
+        <w:t>(</w:t>
+      </w:r>
+      <w:proofErr w:type="gramEnd"/>
+      <w:r>
+        <w:rPr>
+          <w:rFonts w:ascii="Cascadia Code" w:hAnsi="Cascadia Code" w:cs="Cascadia Code"/>
+        </w:rPr>
+        <w:t xml:space="preserve">10,2), </w:t>
+      </w:r>
+    </w:p>
+    <w:p>
+      <w:pPr>
+        <w:rPr>
+          <w:rFonts w:ascii="Cascadia Code" w:hAnsi="Cascadia Code" w:cs="Cascadia Code"/>
+        </w:rPr>
+      </w:pPr>
+      <w:r>
+        <w:rPr>
+          <w:rFonts w:ascii="Cascadia Code" w:hAnsi="Cascadia Code" w:cs="Cascadia Code"/>
+        </w:rPr>
+        <w:t xml:space="preserve">    </w:t>
+      </w:r>
+      <w:r>
+        <w:rPr>
+          <w:rFonts w:ascii="Cascadia Code" w:hAnsi="Cascadia Code" w:cs="Cascadia Code"/>
+        </w:rPr>
+        <w:t>Date</w:t>
+      </w:r>
+      <w:r>
+        <w:rPr>
+          <w:rFonts w:ascii="Cascadia Code" w:hAnsi="Cascadia Code" w:cs="Cascadia Code"/>
+        </w:rPr>
+        <w:t xml:space="preserve"> </w:t>
+      </w:r>
+      <w:proofErr w:type="spellStart"/>
+      <w:r>
+        <w:rPr>
+          <w:rFonts w:ascii="Cascadia Code" w:hAnsi="Cascadia Code" w:cs="Cascadia Code"/>
+        </w:rPr>
+        <w:t>DATE</w:t>
+      </w:r>
+      <w:proofErr w:type="spellEnd"/>
+    </w:p>
+    <w:p>
+      <w:pPr>
+        <w:rPr>
+          <w:rFonts w:ascii="Cascadia Code" w:hAnsi="Cascadia Code" w:cs="Cascadia Code"/>
+        </w:rPr>
+      </w:pPr>
+      <w:r>
+        <w:rPr>
+          <w:rFonts w:ascii="Cascadia Code" w:hAnsi="Cascadia Code" w:cs="Cascadia Code"/>
+        </w:rPr>
+        <w:t>);</w:t>
+      </w:r>
+    </w:p>
+    <w:p>
+      <w:pPr>
+        <w:spacing w:line="256" w:lineRule="auto"/>
+        <w:rPr>
+          <w:rFonts w:ascii="Times New Roman" w:eastAsia="Calibri" w:hAnsi="Times New Roman" w:cs="Times New Roman"/>
+          <w:b/>
+          <w:bCs/>
+          <w:sz w:val="32"/>
+          <w:szCs w:val="32"/>
+        </w:rPr>
+      </w:pPr>
+      <w:r>
+        <w:rPr>
+          <w:rFonts w:ascii="Times New Roman" w:eastAsia="Calibri" w:hAnsi="Times New Roman" w:cs="Times New Roman"/>
+          <w:b/>
+          <w:bCs/>
+          <w:sz w:val="32"/>
+          <w:szCs w:val="32"/>
+        </w:rPr>
+        <w:t xml:space="preserve">Result: </w:t>
+      </w:r>
+    </w:p>
+    <w:p>
+      <w:pPr>
+        <w:rPr>
+          <w:rFonts w:ascii="Cascadia Code" w:hAnsi="Cascadia Code" w:cs="Cascadia Code"/>
+        </w:rPr>
+      </w:pPr>
+      <w:r>
+        <w:rPr>
+          <w:rFonts w:ascii="Cascadia Code" w:hAnsi="Cascadia Code" w:cs="Cascadia Code"/>
+          <w:noProof/>
+        </w:rPr>
+        <w:lastRenderedPageBreak/>
+        <w:drawing>
+          <wp:inline distT="0" distB="0" distL="0" distR="0" wp14:anchorId="6D6CC985" wp14:editId="4D7FAA90">
+            <wp:extent cx="5731510" cy="1170940"/>
+            <wp:effectExtent l="0" t="0" r="2540" b="0"/>
+            <wp:docPr id="241524255" name="Picture 1"/>
+            <wp:cNvGraphicFramePr>
+              <a:graphicFrameLocks xmlns:a="http://schemas.openxmlformats.org/drawingml/2006/main" noChangeAspect="1"/>
+            </wp:cNvGraphicFramePr>
+            <a:graphic xmlns:a="http://schemas.openxmlformats.org/drawingml/2006/main">
+              <a:graphicData uri="http://schemas.openxmlformats.org/drawingml/2006/picture">
+                <pic:pic xmlns:pic="http://schemas.openxmlformats.org/drawingml/2006/picture">
+                  <pic:nvPicPr>
+                    <pic:cNvPr id="241524255" name=""/>
+                    <pic:cNvPicPr/>
+                  </pic:nvPicPr>
+                  <pic:blipFill>
+                    <a:blip r:embed="rId62"/>
+                    <a:stretch>
+                      <a:fillRect/>
+                    </a:stretch>
+                  </pic:blipFill>
+                  <pic:spPr>
+                    <a:xfrm>
+                      <a:off x="0" y="0"/>
+                      <a:ext cx="5731510" cy="1170940"/>
+                    </a:xfrm>
+                    <a:prstGeom prst="rect">
+                      <a:avLst/>
+                    </a:prstGeom>
+                  </pic:spPr>
+                </pic:pic>
+              </a:graphicData>
+            </a:graphic>
+          </wp:inline>
+        </w:drawing>
+      </w:r>
+    </w:p>
+    <w:p>
+      <w:pPr>
+        <w:rPr>
+          <w:rFonts w:ascii="Cascadia Code" w:hAnsi="Cascadia Code" w:cs="Cascadia Code"/>
+        </w:rPr>
+      </w:pPr>
+    </w:p>
+    <w:p>
+      <w:pPr>
+        <w:rPr>
+          <w:rFonts w:ascii="Cascadia Code" w:hAnsi="Cascadia Code" w:cs="Cascadia Code"/>
+        </w:rPr>
+      </w:pPr>
+      <w:r>
+        <w:rPr>
+          <w:rFonts w:ascii="Cascadia Code" w:hAnsi="Cascadia Code" w:cs="Cascadia Code"/>
+        </w:rPr>
+        <w:t>Inserting Values into the table</w:t>
+      </w:r>
+    </w:p>
+    <w:p>
+      <w:pPr>
+        <w:rPr>
+          <w:rFonts w:ascii="Cascadia Code" w:hAnsi="Cascadia Code" w:cs="Cascadia Code"/>
+        </w:rPr>
+      </w:pPr>
+      <w:r>
+        <w:rPr>
+          <w:rFonts w:ascii="Cascadia Code" w:hAnsi="Cascadia Code" w:cs="Cascadia Code"/>
+        </w:rPr>
+        <w:t>INSERT ALL</w:t>
+      </w:r>
+    </w:p>
+    <w:p>
+      <w:pPr>
+        <w:rPr>
+          <w:rFonts w:ascii="Cascadia Code" w:hAnsi="Cascadia Code" w:cs="Cascadia Code"/>
+        </w:rPr>
+      </w:pPr>
+      <w:r>
+        <w:rPr>
+          <w:rFonts w:ascii="Cascadia Code" w:hAnsi="Cascadia Code" w:cs="Cascadia Code"/>
+        </w:rPr>
+        <w:t xml:space="preserve">    INTO MONTHLY_SALES (CUST_ID, PROD_ID, PROD_NAME, PRICE, BILL_TOTAL, SALE_DATE) </w:t>
+      </w:r>
+    </w:p>
+    <w:p>
+      <w:pPr>
+        <w:rPr>
+          <w:rFonts w:ascii="Cascadia Code" w:hAnsi="Cascadia Code" w:cs="Cascadia Code"/>
+        </w:rPr>
+      </w:pPr>
+      <w:r>
+        <w:rPr>
+          <w:rFonts w:ascii="Cascadia Code" w:hAnsi="Cascadia Code" w:cs="Cascadia Code"/>
+        </w:rPr>
+        <w:t xml:space="preserve">    VALUES (1, 1, 'Shampoo', 165, 2, TO_DATE('26-Mar-23','DD-Mon-YY'))</w:t>
+      </w:r>
+    </w:p>
+    <w:p>
+      <w:pPr>
+        <w:rPr>
+          <w:rFonts w:ascii="Cascadia Code" w:hAnsi="Cascadia Code" w:cs="Cascadia Code"/>
+        </w:rPr>
+      </w:pPr>
+      <w:r>
+        <w:rPr>
+          <w:rFonts w:ascii="Cascadia Code" w:hAnsi="Cascadia Code" w:cs="Cascadia Code"/>
+        </w:rPr>
+        <w:t xml:space="preserve">    INTO MONTHLY_SALES (CUST_ID, PROD_ID, PROD_NAME, PRICE, BILL_TOTAL, SALE_DATE) </w:t>
+      </w:r>
+    </w:p>
+    <w:p>
+      <w:pPr>
+        <w:rPr>
+          <w:rFonts w:ascii="Cascadia Code" w:hAnsi="Cascadia Code" w:cs="Cascadia Code"/>
+        </w:rPr>
+      </w:pPr>
+      <w:r>
+        <w:rPr>
+          <w:rFonts w:ascii="Cascadia Code" w:hAnsi="Cascadia Code" w:cs="Cascadia Code"/>
+        </w:rPr>
+        <w:t xml:space="preserve">    VALUES (2, 2, 'Soap', 32, 10, TO_DATE('26-Mar-23','DD-Mon-YY'))</w:t>
+      </w:r>
+    </w:p>
+    <w:p>
+      <w:pPr>
+        <w:rPr>
+          <w:rFonts w:ascii="Cascadia Code" w:hAnsi="Cascadia Code" w:cs="Cascadia Code"/>
+        </w:rPr>
+      </w:pPr>
+      <w:r>
+        <w:rPr>
+          <w:rFonts w:ascii="Cascadia Code" w:hAnsi="Cascadia Code" w:cs="Cascadia Code"/>
+        </w:rPr>
+        <w:t xml:space="preserve">    INTO MONTHLY_SALES (CUST_ID, PROD_ID, PROD_NAME, PRICE, BILL_TOTAL, SALE_DATE)</w:t>
+      </w:r>
+    </w:p>
+    <w:p>
+      <w:pPr>
+        <w:rPr>
+          <w:rFonts w:ascii="Cascadia Code" w:hAnsi="Cascadia Code" w:cs="Cascadia Code"/>
+        </w:rPr>
+      </w:pPr>
+      <w:r>
+        <w:rPr>
+          <w:rFonts w:ascii="Cascadia Code" w:hAnsi="Cascadia Code" w:cs="Cascadia Code"/>
+        </w:rPr>
+        <w:t xml:space="preserve">    VALUES (3, 3, 'Cream', 85, 1, TO_DATE('26-Mar-23','DD-Mon-YY'))</w:t>
+      </w:r>
+    </w:p>
+    <w:p>
+      <w:pPr>
+        <w:rPr>
+          <w:rFonts w:ascii="Cascadia Code" w:hAnsi="Cascadia Code" w:cs="Cascadia Code"/>
+        </w:rPr>
+      </w:pPr>
+      <w:r>
+        <w:rPr>
+          <w:rFonts w:ascii="Cascadia Code" w:hAnsi="Cascadia Code" w:cs="Cascadia Code"/>
+        </w:rPr>
+        <w:t xml:space="preserve">    INTO MONTHLY_SALES (CUST_ID, PROD_ID, PROD_NAME, PRICE, BILL_TOTAL, SALE_DATE)</w:t>
+      </w:r>
+    </w:p>
+    <w:p>
+      <w:pPr>
+        <w:rPr>
+          <w:rFonts w:ascii="Cascadia Code" w:hAnsi="Cascadia Code" w:cs="Cascadia Code"/>
+        </w:rPr>
+      </w:pPr>
+      <w:r>
+        <w:rPr>
+          <w:rFonts w:ascii="Cascadia Code" w:hAnsi="Cascadia Code" w:cs="Cascadia Code"/>
+        </w:rPr>
+        <w:t xml:space="preserve">    VALUES (4, 1, 'Shampoo', 165, 1, TO_DATE('27-Mar-23','DD-Mon-YY'))</w:t>
+      </w:r>
+    </w:p>
+    <w:p>
+      <w:pPr>
+        <w:rPr>
+          <w:rFonts w:ascii="Cascadia Code" w:hAnsi="Cascadia Code" w:cs="Cascadia Code"/>
+        </w:rPr>
+      </w:pPr>
+      <w:r>
+        <w:rPr>
+          <w:rFonts w:ascii="Cascadia Code" w:hAnsi="Cascadia Code" w:cs="Cascadia Code"/>
+        </w:rPr>
+        <w:t xml:space="preserve">    INTO MONTHLY_SALES (CUST_ID, PROD_ID, PROD_NAME, PRICE, BILL_TOTAL, SALE_DATE)</w:t>
+      </w:r>
+    </w:p>
+    <w:p>
+      <w:pPr>
+        <w:rPr>
+          <w:rFonts w:ascii="Cascadia Code" w:hAnsi="Cascadia Code" w:cs="Cascadia Code"/>
+        </w:rPr>
+      </w:pPr>
+      <w:r>
+        <w:rPr>
+          <w:rFonts w:ascii="Cascadia Code" w:hAnsi="Cascadia Code" w:cs="Cascadia Code"/>
+        </w:rPr>
+        <w:t xml:space="preserve">    VALUES (5, 3, 'Cream', 85, 2, TO_DATE('28-Mar-23','DD-Mon-YY'))</w:t>
+      </w:r>
+    </w:p>
+    <w:p>
+      <w:pPr>
+        <w:rPr>
+          <w:rFonts w:ascii="Cascadia Code" w:hAnsi="Cascadia Code" w:cs="Cascadia Code"/>
+        </w:rPr>
+      </w:pPr>
+      <w:r>
+        <w:rPr>
+          <w:rFonts w:ascii="Cascadia Code" w:hAnsi="Cascadia Code" w:cs="Cascadia Code"/>
+        </w:rPr>
+        <w:t>SELECT * FROM dual;</w:t>
+      </w:r>
+    </w:p>
+    <w:p>
+      <w:pPr>
+        <w:spacing w:line="256" w:lineRule="auto"/>
+        <w:rPr>
+          <w:rFonts w:ascii="Times New Roman" w:eastAsia="Calibri" w:hAnsi="Times New Roman" w:cs="Times New Roman"/>
+          <w:b/>
+          <w:bCs/>
+          <w:sz w:val="32"/>
+          <w:szCs w:val="32"/>
+        </w:rPr>
+      </w:pPr>
+      <w:r>
+        <w:rPr>
+          <w:rFonts w:ascii="Times New Roman" w:eastAsia="Calibri" w:hAnsi="Times New Roman" w:cs="Times New Roman"/>
+          <w:b/>
+          <w:bCs/>
+          <w:sz w:val="32"/>
+          <w:szCs w:val="32"/>
+        </w:rPr>
+        <w:t xml:space="preserve">Result: </w:t>
+      </w:r>
+    </w:p>
+    <w:p>
+      <w:pPr>
+        <w:rPr>
+          <w:rFonts w:ascii="Cascadia Code" w:hAnsi="Cascadia Code" w:cs="Cascadia Code"/>
+        </w:rPr>
+      </w:pPr>
+    </w:p>
+    <w:p>
+      <w:pPr>
+        <w:rPr>
+          <w:rFonts w:ascii="Cascadia Code" w:hAnsi="Cascadia Code" w:cs="Cascadia Code"/>
+        </w:rPr>
+      </w:pPr>
+      <w:r>
+        <w:rPr>
+          <w:rFonts w:ascii="Cascadia Code" w:hAnsi="Cascadia Code" w:cs="Cascadia Code"/>
+          <w:noProof/>
+        </w:rPr>
+        <w:drawing>
+          <wp:inline distT="0" distB="0" distL="0" distR="0" wp14:anchorId="5412C859" wp14:editId="2FEFF091">
+            <wp:extent cx="5731510" cy="1437640"/>
+            <wp:effectExtent l="0" t="0" r="2540" b="0"/>
+            <wp:docPr id="1428091707" name="Picture 1"/>
+            <wp:cNvGraphicFramePr>
+              <a:graphicFrameLocks xmlns:a="http://schemas.openxmlformats.org/drawingml/2006/main" noChangeAspect="1"/>
+            </wp:cNvGraphicFramePr>
+            <a:graphic xmlns:a="http://schemas.openxmlformats.org/drawingml/2006/main">
+              <a:graphicData uri="http://schemas.openxmlformats.org/drawingml/2006/picture">
+                <pic:pic xmlns:pic="http://schemas.openxmlformats.org/drawingml/2006/picture">
+                  <pic:nvPicPr>
+                    <pic:cNvPr id="1428091707" name=""/>
+                    <pic:cNvPicPr/>
+                  </pic:nvPicPr>
+                  <pic:blipFill>
+                    <a:blip r:embed="rId63"/>
+                    <a:stretch>
+                      <a:fillRect/>
+                    </a:stretch>
+                  </pic:blipFill>
+                  <pic:spPr>
+                    <a:xfrm>
+                      <a:off x="0" y="0"/>
+                      <a:ext cx="5731510" cy="1437640"/>
+                    </a:xfrm>
+                    <a:prstGeom prst="rect">
+                      <a:avLst/>
+                    </a:prstGeom>
+                  </pic:spPr>
+                </pic:pic>
+              </a:graphicData>
+            </a:graphic>
+          </wp:inline>
+        </w:drawing>
+      </w:r>
+    </w:p>
+    <w:p>
+      <w:pPr>
+        <w:rPr>
+          <w:rFonts w:ascii="Cascadia Code" w:hAnsi="Cascadia Code" w:cs="Cascadia Code"/>
+        </w:rPr>
+      </w:pPr>
+    </w:p>
+    <w:p>
+      <w:pPr>
+        <w:rPr>
+          <w:rFonts w:ascii="Cascadia Code" w:hAnsi="Cascadia Code" w:cs="Cascadia Code"/>
+        </w:rPr>
+      </w:pPr>
+      <w:r>
+        <w:rPr>
+          <w:rFonts w:ascii="Cascadia Code" w:hAnsi="Cascadia Code" w:cs="Cascadia Code"/>
+        </w:rPr>
+        <w:t>LAB 8:</w:t>
+      </w:r>
+    </w:p>
+    <w:p>
+      <w:pPr>
+        <w:rPr>
+          <w:rFonts w:ascii="Cascadia Code" w:hAnsi="Cascadia Code" w:cs="Cascadia Code"/>
+        </w:rPr>
+      </w:pPr>
+      <w:r>
+        <w:rPr>
+          <w:rFonts w:ascii="Cascadia Code" w:hAnsi="Cascadia Code" w:cs="Cascadia Code"/>
+        </w:rPr>
+        <w:lastRenderedPageBreak/>
+        <w:t xml:space="preserve">INTRODUCTION TO </w:t>
+      </w:r>
+      <w:proofErr w:type="gramStart"/>
+      <w:r>
+        <w:rPr>
+          <w:rFonts w:ascii="Cascadia Code" w:hAnsi="Cascadia Code" w:cs="Cascadia Code"/>
+        </w:rPr>
+        <w:t>MySQL(</w:t>
+      </w:r>
+      <w:proofErr w:type="gramEnd"/>
+      <w:r>
+        <w:rPr>
+          <w:rFonts w:ascii="Cascadia Code" w:hAnsi="Cascadia Code" w:cs="Cascadia Code"/>
+        </w:rPr>
+        <w:t>XAMPP)</w:t>
+      </w:r>
+    </w:p>
+    <w:p>
+      <w:pPr>
+        <w:rPr>
+          <w:rFonts w:ascii="Cascadia Code" w:hAnsi="Cascadia Code" w:cs="Cascadia Code"/>
+        </w:rPr>
+      </w:pPr>
+      <w:r>
+        <w:rPr>
+          <w:rFonts w:ascii="Cascadia Code" w:hAnsi="Cascadia Code" w:cs="Cascadia Code"/>
+          <w:noProof/>
+        </w:rPr>
+        <w:drawing>
+          <wp:inline distT="0" distB="0" distL="0" distR="0" wp14:anchorId="6D9109F6" wp14:editId="1F3026E5">
+            <wp:extent cx="5731510" cy="989965"/>
+            <wp:effectExtent l="0" t="0" r="2540" b="635"/>
+            <wp:docPr id="1039470396" name="Picture 1"/>
+            <wp:cNvGraphicFramePr>
+              <a:graphicFrameLocks xmlns:a="http://schemas.openxmlformats.org/drawingml/2006/main" noChangeAspect="1"/>
+            </wp:cNvGraphicFramePr>
+            <a:graphic xmlns:a="http://schemas.openxmlformats.org/drawingml/2006/main">
+              <a:graphicData uri="http://schemas.openxmlformats.org/drawingml/2006/picture">
+                <pic:pic xmlns:pic="http://schemas.openxmlformats.org/drawingml/2006/picture">
+                  <pic:nvPicPr>
+                    <pic:cNvPr id="1039470396" name=""/>
+                    <pic:cNvPicPr/>
+                  </pic:nvPicPr>
+                  <pic:blipFill>
+                    <a:blip r:embed="rId64"/>
+                    <a:stretch>
+                      <a:fillRect/>
+                    </a:stretch>
+                  </pic:blipFill>
+                  <pic:spPr>
+                    <a:xfrm>
+                      <a:off x="0" y="0"/>
+                      <a:ext cx="5731510" cy="989965"/>
+                    </a:xfrm>
+                    <a:prstGeom prst="rect">
+                      <a:avLst/>
+                    </a:prstGeom>
+                  </pic:spPr>
+                </pic:pic>
+              </a:graphicData>
+            </a:graphic>
+          </wp:inline>
+        </w:drawing>
+      </w:r>
+    </w:p>
+    <w:p>
+      <w:pPr>
+        <w:rPr>
+          <w:rFonts w:ascii="Cascadia Code" w:hAnsi="Cascadia Code" w:cs="Cascadia Code"/>
+        </w:rPr>
+      </w:pPr>
+    </w:p>
+    <w:p>
+      <w:pPr>
+        <w:rPr>
+          <w:rFonts w:ascii="Cascadia Code" w:hAnsi="Cascadia Code" w:cs="Cascadia Code"/>
+        </w:rPr>
+      </w:pPr>
+      <w:proofErr w:type="spellStart"/>
+      <w:r>
+        <w:rPr>
+          <w:rFonts w:ascii="Cascadia Code" w:hAnsi="Cascadia Code" w:cs="Cascadia Code"/>
+        </w:rPr>
+        <w:t>Builtin</w:t>
+      </w:r>
+      <w:proofErr w:type="spellEnd"/>
+      <w:r>
+        <w:rPr>
+          <w:rFonts w:ascii="Cascadia Code" w:hAnsi="Cascadia Code" w:cs="Cascadia Code"/>
+        </w:rPr>
+        <w:t>:</w:t>
+      </w:r>
+    </w:p>
+    <w:p>
+      <w:pPr>
+        <w:rPr>
+          <w:rFonts w:ascii="Cascadia Code" w:hAnsi="Cascadia Code" w:cs="Cascadia Code"/>
+        </w:rPr>
+      </w:pPr>
+      <w:r>
+        <w:rPr>
+          <w:rFonts w:ascii="Cascadia Code" w:hAnsi="Cascadia Code" w:cs="Cascadia Code"/>
+          <w:noProof/>
+        </w:rPr>
+        <w:drawing>
+          <wp:inline distT="0" distB="0" distL="0" distR="0" wp14:anchorId="667BA5FB" wp14:editId="309B7031">
+            <wp:extent cx="3962604" cy="2724290"/>
+            <wp:effectExtent l="0" t="0" r="0" b="0"/>
+            <wp:docPr id="67331525" name="Picture 1"/>
+            <wp:cNvGraphicFramePr>
+              <a:graphicFrameLocks xmlns:a="http://schemas.openxmlformats.org/drawingml/2006/main" noChangeAspect="1"/>
+            </wp:cNvGraphicFramePr>
+            <a:graphic xmlns:a="http://schemas.openxmlformats.org/drawingml/2006/main">
+              <a:graphicData uri="http://schemas.openxmlformats.org/drawingml/2006/picture">
+                <pic:pic xmlns:pic="http://schemas.openxmlformats.org/drawingml/2006/picture">
+                  <pic:nvPicPr>
+                    <pic:cNvPr id="67331525" name=""/>
+                    <pic:cNvPicPr/>
+                  </pic:nvPicPr>
+                  <pic:blipFill>
+                    <a:blip r:embed="rId65"/>
+                    <a:stretch>
+                      <a:fillRect/>
+                    </a:stretch>
+                  </pic:blipFill>
+                  <pic:spPr>
+                    <a:xfrm>
+                      <a:off x="0" y="0"/>
+                      <a:ext cx="3962604" cy="2724290"/>
+                    </a:xfrm>
+                    <a:prstGeom prst="rect">
+                      <a:avLst/>
+                    </a:prstGeom>
+                  </pic:spPr>
+                </pic:pic>
+              </a:graphicData>
+            </a:graphic>
+          </wp:inline>
+        </w:drawing>
+      </w:r>
+    </w:p>
+    <w:p>
+      <w:pPr>
+        <w:rPr>
+          <w:rFonts w:ascii="Cascadia Code" w:hAnsi="Cascadia Code" w:cs="Cascadia Code"/>
+        </w:rPr>
+      </w:pPr>
+      <w:r>
+        <w:rPr>
+          <w:rFonts w:ascii="Cascadia Code" w:hAnsi="Cascadia Code" w:cs="Cascadia Code"/>
+        </w:rPr>
+        <w:t>Creating new table.</w:t>
+      </w:r>
+    </w:p>
+    <w:p>
+      <w:pPr>
+        <w:rPr>
+          <w:rFonts w:ascii="Cascadia Code" w:hAnsi="Cascadia Code" w:cs="Cascadia Code"/>
+        </w:rPr>
+      </w:pPr>
+    </w:p>
+    <w:p>
+      <w:pPr>
+        <w:rPr>
+          <w:rFonts w:ascii="Cascadia Code" w:hAnsi="Cascadia Code" w:cs="Cascadia Code"/>
+        </w:rPr>
+      </w:pPr>
+      <w:r>
+        <w:rPr>
+          <w:rFonts w:ascii="Cascadia Code" w:hAnsi="Cascadia Code" w:cs="Cascadia Code"/>
+          <w:noProof/>
+        </w:rPr>
+        <w:drawing>
+          <wp:inline distT="0" distB="0" distL="0" distR="0" wp14:anchorId="10D5EC1F" wp14:editId="356DC654">
+            <wp:extent cx="5731510" cy="804545"/>
+            <wp:effectExtent l="0" t="0" r="2540" b="0"/>
+            <wp:docPr id="2130508111" name="Picture 1"/>
+            <wp:cNvGraphicFramePr>
+              <a:graphicFrameLocks xmlns:a="http://schemas.openxmlformats.org/drawingml/2006/main" noChangeAspect="1"/>
+            </wp:cNvGraphicFramePr>
+            <a:graphic xmlns:a="http://schemas.openxmlformats.org/drawingml/2006/main">
+              <a:graphicData uri="http://schemas.openxmlformats.org/drawingml/2006/picture">
+                <pic:pic xmlns:pic="http://schemas.openxmlformats.org/drawingml/2006/picture">
+                  <pic:nvPicPr>
+                    <pic:cNvPr id="2130508111" name=""/>
+                    <pic:cNvPicPr/>
+                  </pic:nvPicPr>
+                  <pic:blipFill>
+                    <a:blip r:embed="rId66"/>
+                    <a:stretch>
+                      <a:fillRect/>
+                    </a:stretch>
+                  </pic:blipFill>
+                  <pic:spPr>
+                    <a:xfrm>
+                      <a:off x="0" y="0"/>
+                      <a:ext cx="5731510" cy="804545"/>
+                    </a:xfrm>
+                    <a:prstGeom prst="rect">
+                      <a:avLst/>
+                    </a:prstGeom>
+                  </pic:spPr>
+                </pic:pic>
+              </a:graphicData>
+            </a:graphic>
+          </wp:inline>
+        </w:drawing>
+      </w:r>
+    </w:p>
     <w:sectPr>
-      <w:headerReference w:type="even" r:id="rId62"/>
-      <w:headerReference w:type="default" r:id="rId63"/>
-      <w:footerReference w:type="even" r:id="rId64"/>
-      <w:footerReference w:type="default" r:id="rId65"/>
-      <w:headerReference w:type="first" r:id="rId66"/>
-      <w:footerReference w:type="first" r:id="rId67"/>
+      <w:headerReference w:type="even" r:id="rId67"/>
+      <w:headerReference w:type="default" r:id="rId68"/>
+      <w:footerReference w:type="even" r:id="rId69"/>
+      <w:footerReference w:type="default" r:id="rId70"/>
+      <w:headerReference w:type="first" r:id="rId71"/>
+      <w:footerReference w:type="first" r:id="rId72"/>
       <w:pgSz w:w="11906" w:h="16838"/>
       <w:pgMar w:top="1440" w:right="1440" w:bottom="1440" w:left="1440" w:header="720" w:footer="720" w:gutter="0"/>
       <w:cols w:space="720"/>
@@ -7694,7 +9027,7 @@
   <w:style w:type="paragraph" w:default="1" w:styleId="Normal">
     <w:name w:val="Normal"/>
     <w:qFormat/>
-    <w:rsid w:val="00C61F7A"/>
+    <w:rsid w:val="00DB4F5B"/>
   </w:style>
   <w:style w:type="paragraph" w:styleId="Heading1">
     <w:name w:val="heading 1"/>
@@ -8471,6 +9804,7 @@
     <w:rsid w:val="00266A7B"/>
     <w:rsid w:val="00344404"/>
     <w:rsid w:val="003E32C8"/>
+    <w:rsid w:val="004D54B5"/>
     <w:rsid w:val="00611F67"/>
     <w:rsid w:val="006146BD"/>
     <w:rsid w:val="00690F1C"/>
@@ -8478,11 +9812,16 @@
     <w:rsid w:val="00712AFE"/>
     <w:rsid w:val="00805F07"/>
     <w:rsid w:val="00823A35"/>
+    <w:rsid w:val="009963B3"/>
+    <w:rsid w:val="009E04A9"/>
     <w:rsid w:val="00AC0C10"/>
+    <w:rsid w:val="00AD31A7"/>
     <w:rsid w:val="00B2086A"/>
     <w:rsid w:val="00B20B6C"/>
     <w:rsid w:val="00BA640E"/>
+    <w:rsid w:val="00DD6532"/>
     <w:rsid w:val="00E1367B"/>
+    <w:rsid w:val="00EE44EA"/>
     <w:rsid w:val="00F61390"/>
     <w:rsid w:val="00FD0D7C"/>
     <w:rsid w:val="00FD4E87"/>
